--- a/黄浩昀/语法巩固方案/教师版/第7课_语法讲义与练习_教师版.docx
+++ b/黄浩昀/语法巩固方案/教师版/第7课_语法讲义与练习_教师版.docx
@@ -14,7 +14,7 @@
           <w:color w:val="1F4E79"/>
           <w:sz w:val="32"/>
         </w:rPr>
-        <w:t>第 7 课 · 被动语态完整体系</w:t>
+        <w:t>第 7 课 · 非谓语动词</w:t>
       </w:r>
     </w:p>
     <w:p>
@@ -29,7 +29,7 @@
           <w:color w:val="888888"/>
           <w:sz w:val="20"/>
         </w:rPr>
-        <w:t>【新知课 · 2024新版九上 U5-U7】黄浩昀 · 语法巩固与学习系列 · 教师版</w:t>
+        <w:t>【复习50% + 新知50% · 新知：被动语态含情态动词 + 主动表被动】黄浩昀 · 语法巩固与学习系列 · 教师版</w:t>
       </w:r>
     </w:p>
     <w:p>
@@ -59,7 +59,92 @@
           <w:color w:val="2E75B6"/>
           <w:sz w:val="24"/>
         </w:rPr>
-        <w:t>7.1 被动语态构成</w:t>
+        <w:t>7.0 复习板块（50%）· 八年级系统板块：非谓语动词</w:t>
+      </w:r>
+    </w:p>
+    <w:p>
+      <w:pPr>
+        <w:pStyle w:val="ListBullet"/>
+        <w:spacing w:after="20"/>
+      </w:pPr>
+      <w:r>
+        <w:rPr>
+          <w:rFonts w:ascii="Times New Roman" w:hAnsi="Times New Roman" w:eastAsia="微软雅黑"/>
+          <w:b w:val="0"/>
+          <w:i w:val="0"/>
+          <w:sz w:val="22"/>
+        </w:rPr>
+        <w:t>—— 本课复习八年级系统板块 ——</w:t>
+      </w:r>
+    </w:p>
+    <w:p>
+      <w:pPr>
+        <w:spacing w:before="80"/>
+      </w:pPr>
+      <w:r>
+        <w:rPr>
+          <w:rFonts w:ascii="Times New Roman" w:hAnsi="Times New Roman" w:eastAsia="微软雅黑"/>
+          <w:b/>
+          <w:i w:val="0"/>
+          <w:color w:val="2E75B6"/>
+          <w:sz w:val="24"/>
+        </w:rPr>
+        <w:t>7.1 动词不定式 to do 的三种身份</w:t>
+      </w:r>
+    </w:p>
+    <w:p>
+      <w:pPr>
+        <w:pStyle w:val="ListBullet"/>
+        <w:spacing w:after="20"/>
+      </w:pPr>
+      <w:r>
+        <w:rPr>
+          <w:rFonts w:ascii="Times New Roman" w:hAnsi="Times New Roman" w:eastAsia="微软雅黑"/>
+          <w:b w:val="0"/>
+          <w:i w:val="0"/>
+          <w:sz w:val="22"/>
+        </w:rPr>
+        <w:t>作宾语：want/decide/hope/plan/agree/refuse + to do；作目的状语：to do 放句首或句尾；作定语：something to do / a lot of homework to do。</w:t>
+      </w:r>
+    </w:p>
+    <w:p>
+      <w:pPr>
+        <w:spacing w:lineRule="auto" w:line="312" w:after="20"/>
+        <w:ind w:left="340"/>
+      </w:pPr>
+      <w:r>
+        <w:rPr>
+          <w:rFonts w:ascii="Times New Roman" w:hAnsi="Times New Roman" w:eastAsia="微软雅黑"/>
+          <w:b w:val="0"/>
+          <w:i/>
+          <w:sz w:val="22"/>
+        </w:rPr>
+        <w:t xml:space="preserve">To pass the difficult exam, which is coming next month, she decided to review her lessons every night.　</w:t>
+      </w:r>
+      <w:r>
+        <w:rPr>
+          <w:rFonts w:ascii="Times New Roman" w:hAnsi="Times New Roman" w:eastAsia="微软雅黑"/>
+          <w:b w:val="0"/>
+          <w:i w:val="0"/>
+          <w:color w:val="595959"/>
+          <w:sz w:val="22"/>
+        </w:rPr>
+        <w:t>为了通过下个月来临的难考，她决定每晚复习功课。</w:t>
+      </w:r>
+    </w:p>
+    <w:p>
+      <w:pPr>
+        <w:spacing w:before="80"/>
+      </w:pPr>
+      <w:r>
+        <w:rPr>
+          <w:rFonts w:ascii="Times New Roman" w:hAnsi="Times New Roman" w:eastAsia="微软雅黑"/>
+          <w:b/>
+          <w:i w:val="0"/>
+          <w:color w:val="2E75B6"/>
+          <w:sz w:val="24"/>
+        </w:rPr>
+        <w:t>7.2 stop doing vs stop to do</w:t>
       </w:r>
     </w:p>
     <w:p>
@@ -75,7 +160,7 @@
           <w:color w:val="C00000"/>
           <w:sz w:val="22"/>
         </w:rPr>
-        <w:t>be + 过去分词（时态由 be 体现）：am/is/are done、was/were done、will be done、have/has been done、情态 + be done。</w:t>
+        <w:t>stop doing：停止正在做的事；stop to do：停下来去做另一件事。</w:t>
       </w:r>
     </w:p>
     <w:p>
@@ -90,7 +175,7 @@
           <w:i/>
           <w:sz w:val="22"/>
         </w:rPr>
-        <w:t xml:space="preserve">English is spoken in many countries, and the bridge was built in 2020.　</w:t>
+        <w:t xml:space="preserve">The workers stopped to have a short rest, and then they stopped working on the machines.　</w:t>
       </w:r>
       <w:r>
         <w:rPr>
@@ -100,7 +185,7 @@
           <w:color w:val="595959"/>
           <w:sz w:val="22"/>
         </w:rPr>
-        <w:t>许多国家讲英语，这座桥建于2020年。</w:t>
+        <w:t>工人们停下来短暂休息，然后他们停止了机器的作业。</w:t>
       </w:r>
     </w:p>
     <w:p>
@@ -115,7 +200,7 @@
           <w:color w:val="2E75B6"/>
           <w:sz w:val="24"/>
         </w:rPr>
-        <w:t>7.2 特殊被动</w:t>
+        <w:t>7.3 make 复合宾语 + It's adj (for/of) sb to do</w:t>
       </w:r>
     </w:p>
     <w:p>
@@ -131,7 +216,7 @@
           <w:color w:val="C00000"/>
           <w:sz w:val="22"/>
         </w:rPr>
-        <w:t>need doing = need to be done；物作主语主动表被动（The book sells well）；make/see 变被动还原 to。</w:t>
+        <w:t>make + 宾语 + 动词原形/形容词（make sb do / make sth adj）；It's + adj + (for/of) sb + to do。</w:t>
       </w:r>
     </w:p>
     <w:p>
@@ -146,7 +231,7 @@
           <w:i/>
           <w:sz w:val="22"/>
         </w:rPr>
-        <w:t xml:space="preserve">The flowers need watering, and the book sells well in the shop.　</w:t>
+        <w:t xml:space="preserve">Sad movies, which my sister loves very much, always make me cry, and it's important for us to control our feelings.　</w:t>
       </w:r>
       <w:r>
         <w:rPr>
@@ -156,7 +241,194 @@
           <w:color w:val="595959"/>
           <w:sz w:val="22"/>
         </w:rPr>
-        <w:t>花需要浇水，这本书在店里卖得很好。</w:t>
+        <w:t>我妹妹很喜欢的悲伤电影总是让我哭，控制情绪对我们很重要。</w:t>
+      </w:r>
+    </w:p>
+    <w:p>
+      <w:pPr>
+        <w:spacing w:before="80"/>
+      </w:pPr>
+      <w:r>
+        <w:rPr>
+          <w:rFonts w:ascii="Times New Roman" w:hAnsi="Times New Roman" w:eastAsia="微软雅黑"/>
+          <w:b/>
+          <w:i w:val="0"/>
+          <w:color w:val="2E75B6"/>
+          <w:sz w:val="24"/>
+        </w:rPr>
+        <w:t>7.4 新知板块（50%）· 九年级新语法：被动语态·含情态动词 + 主动表被动</w:t>
+      </w:r>
+    </w:p>
+    <w:p>
+      <w:pPr>
+        <w:pStyle w:val="ListBullet"/>
+        <w:spacing w:after="20"/>
+      </w:pPr>
+      <w:r>
+        <w:rPr>
+          <w:rFonts w:ascii="Times New Roman" w:hAnsi="Times New Roman" w:eastAsia="微软雅黑"/>
+          <w:b w:val="0"/>
+          <w:i w:val="0"/>
+          <w:sz w:val="22"/>
+        </w:rPr>
+        <w:t>—— 本课新学九年级语法：被动语态（含情态动词 + 主动表被动）——</w:t>
+      </w:r>
+    </w:p>
+    <w:p>
+      <w:pPr>
+        <w:spacing w:before="80"/>
+      </w:pPr>
+      <w:r>
+        <w:rPr>
+          <w:rFonts w:ascii="Times New Roman" w:hAnsi="Times New Roman" w:eastAsia="微软雅黑"/>
+          <w:b/>
+          <w:i w:val="0"/>
+          <w:color w:val="2E75B6"/>
+          <w:sz w:val="24"/>
+        </w:rPr>
+        <w:t>7.5 情态动词被动框架</w:t>
+      </w:r>
+    </w:p>
+    <w:p>
+      <w:pPr>
+        <w:pStyle w:val="ListBullet"/>
+        <w:spacing w:after="20"/>
+      </w:pPr>
+      <w:r>
+        <w:rPr>
+          <w:rFonts w:ascii="Times New Roman" w:hAnsi="Times New Roman" w:eastAsia="微软雅黑"/>
+          <w:b/>
+          <w:i w:val="0"/>
+          <w:color w:val="C00000"/>
+          <w:sz w:val="22"/>
+        </w:rPr>
+        <w:t>情态动词 + be + done（should be allowed / must be done / can be used）；否定：情态动词 + not + be + done（shouldn't be allowed）。</w:t>
+      </w:r>
+    </w:p>
+    <w:p>
+      <w:pPr>
+        <w:spacing w:lineRule="auto" w:line="312" w:after="20"/>
+        <w:ind w:left="340"/>
+      </w:pPr>
+      <w:r>
+        <w:rPr>
+          <w:rFonts w:ascii="Times New Roman" w:hAnsi="Times New Roman" w:eastAsia="微软雅黑"/>
+          <w:b w:val="0"/>
+          <w:i/>
+          <w:sz w:val="22"/>
+        </w:rPr>
+        <w:t xml:space="preserve">Teenagers should be allowed to choose their own clothes, but the school rules must be followed by everyone.　</w:t>
+      </w:r>
+      <w:r>
+        <w:rPr>
+          <w:rFonts w:ascii="Times New Roman" w:hAnsi="Times New Roman" w:eastAsia="微软雅黑"/>
+          <w:b w:val="0"/>
+          <w:i w:val="0"/>
+          <w:color w:val="595959"/>
+          <w:sz w:val="22"/>
+        </w:rPr>
+        <w:t>青少年应该被允许选择自己的衣服，但学校规则必须被每个人遵守。</w:t>
+      </w:r>
+    </w:p>
+    <w:p>
+      <w:pPr>
+        <w:spacing w:before="80"/>
+      </w:pPr>
+      <w:r>
+        <w:rPr>
+          <w:rFonts w:ascii="Times New Roman" w:hAnsi="Times New Roman" w:eastAsia="微软雅黑"/>
+          <w:b/>
+          <w:i w:val="0"/>
+          <w:color w:val="2E75B6"/>
+          <w:sz w:val="24"/>
+        </w:rPr>
+        <w:t>7.6 主动表被动两种情形</w:t>
+      </w:r>
+    </w:p>
+    <w:p>
+      <w:pPr>
+        <w:pStyle w:val="ListBullet"/>
+        <w:spacing w:after="20"/>
+      </w:pPr>
+      <w:r>
+        <w:rPr>
+          <w:rFonts w:ascii="Times New Roman" w:hAnsi="Times New Roman" w:eastAsia="微软雅黑"/>
+          <w:b/>
+          <w:i w:val="0"/>
+          <w:color w:val="C00000"/>
+          <w:sz w:val="22"/>
+        </w:rPr>
+        <w:t>① need doing = need to be done（The flowers need watering.）；② 物作主语主动表被动（The book sells well. / The pen writes well.）。</w:t>
+      </w:r>
+    </w:p>
+    <w:p>
+      <w:pPr>
+        <w:spacing w:lineRule="auto" w:line="312" w:after="20"/>
+        <w:ind w:left="340"/>
+      </w:pPr>
+      <w:r>
+        <w:rPr>
+          <w:rFonts w:ascii="Times New Roman" w:hAnsi="Times New Roman" w:eastAsia="微软雅黑"/>
+          <w:b w:val="0"/>
+          <w:i/>
+          <w:sz w:val="22"/>
+        </w:rPr>
+        <w:t xml:space="preserve">The house, which has been empty for years, needs repairing, and this kind of book sells well in the shop.　</w:t>
+      </w:r>
+      <w:r>
+        <w:rPr>
+          <w:rFonts w:ascii="Times New Roman" w:hAnsi="Times New Roman" w:eastAsia="微软雅黑"/>
+          <w:b w:val="0"/>
+          <w:i w:val="0"/>
+          <w:color w:val="595959"/>
+          <w:sz w:val="22"/>
+        </w:rPr>
+        <w:t>那栋空置多年的房子需要修缮，这种书在店里卖得很好。</w:t>
+      </w:r>
+    </w:p>
+    <w:p>
+      <w:pPr>
+        <w:spacing w:before="80"/>
+      </w:pPr>
+      <w:r>
+        <w:rPr>
+          <w:rFonts w:ascii="Times New Roman" w:hAnsi="Times New Roman" w:eastAsia="微软雅黑"/>
+          <w:b/>
+          <w:i w:val="0"/>
+          <w:color w:val="2E75B6"/>
+          <w:sz w:val="24"/>
+        </w:rPr>
+        <w:t>7.7 易错点</w:t>
+      </w:r>
+    </w:p>
+    <w:p>
+      <w:pPr>
+        <w:pStyle w:val="ListBullet"/>
+        <w:spacing w:after="20"/>
+      </w:pPr>
+      <w:r>
+        <w:rPr>
+          <w:rFonts w:ascii="Times New Roman" w:hAnsi="Times New Roman" w:eastAsia="微软雅黑"/>
+          <w:b w:val="0"/>
+          <w:i w:val="0"/>
+          <w:sz w:val="22"/>
+        </w:rPr>
+        <w:t>make/see/let 在主动句中省 to，变被动时必须还原 to（He was made to wait. / The boy was seen to dance.）。</w:t>
+      </w:r>
+    </w:p>
+    <w:p>
+      <w:pPr>
+        <w:pStyle w:val="ListBullet"/>
+        <w:spacing w:after="20"/>
+      </w:pPr>
+      <w:r>
+        <w:rPr>
+          <w:rFonts w:ascii="Times New Roman" w:hAnsi="Times New Roman" w:eastAsia="微软雅黑"/>
+          <w:b w:val="0"/>
+          <w:i w:val="0"/>
+          <w:sz w:val="22"/>
+        </w:rPr>
+        <w:t>happen/take place/take care 等不及物动词或短语无被动形式。</w:t>
       </w:r>
     </w:p>
     <w:p>
@@ -185,7 +457,7 @@
           <w:i w:val="0"/>
           <w:sz w:val="22"/>
         </w:rPr>
-        <w:t>1. English ___ in many countries around the world, and the classroom, which was dirty yesterday, ___ every day by the students on duty, so it is always clean now.</w:t>
+        <w:t>1. Stop ___! The teacher, who is standing at the door with a serious face, is coming, and she wants ___ you about your homework, which was full of mistakes.</w:t>
       </w:r>
     </w:p>
     <w:p>
@@ -200,7 +472,7 @@
           <w:i w:val="0"/>
           <w:sz w:val="21"/>
         </w:rPr>
-        <w:t>A. is speaking / cleans　B. is spoken / is cleaned　C. speaks / is cleaning　D. is spoken / cleans</w:t>
+        <w:t>A. talk / see　B. talking / to see　C. to talk / seeing　D. talked / seen</w:t>
       </w:r>
     </w:p>
     <w:p>
@@ -215,7 +487,7 @@
           <w:color w:val="C00000"/>
           <w:sz w:val="21"/>
         </w:rPr>
-        <w:t>答案：(1)B (2)B　解析：空1：English 被说 → is spoken。空2：教室被打扫 → is cleaned；which 定语从句。</w:t>
+        <w:t>答案：(1)B (2)B　解析：空1：stop doing 停止（正在做的事）→ talking。空2：want to do → to see；who 定语从句。</w:t>
       </w:r>
     </w:p>
     <w:p>
@@ -229,7 +501,7 @@
           <w:i w:val="0"/>
           <w:sz w:val="22"/>
         </w:rPr>
-        <w:t>2. The bridge, which connects the two villages, ___ in 2020, and the museum, whose doors open at nine every morning, ___ last year, both of which bring convenience to people.</w:t>
+        <w:t>2. Sad movies, which my sister loves very much, always make me ___, but good news, which I heard from my teacher this morning, makes me ___ , so my mood changes a lot.</w:t>
       </w:r>
     </w:p>
     <w:p>
@@ -244,7 +516,7 @@
           <w:i w:val="0"/>
           <w:sz w:val="21"/>
         </w:rPr>
-        <w:t>A. built / built　B. was built / was built　C. is built / is built　D. builds / builds</w:t>
+        <w:t>A. cry / happy　B. to cry / happily　C. crying / happiness　D. cried / happier</w:t>
       </w:r>
     </w:p>
     <w:p>
@@ -259,7 +531,7 @@
           <w:color w:val="C00000"/>
           <w:sz w:val="21"/>
         </w:rPr>
-        <w:t>答案：(1)B (2)B　解析：空1/空2：过去时间状语 in 2020 / last year + 被动 → was built。</w:t>
+        <w:t>答案：(1)A (2)A　解析：空1：make sb do（省 to）→ cry。空2：make sb + adj → happy；which 非限制性定语从句。</w:t>
       </w:r>
     </w:p>
     <w:p>
@@ -273,7 +545,7 @@
           <w:i w:val="0"/>
           <w:sz w:val="22"/>
         </w:rPr>
-        <w:t>3. The work, which is very important for the coming exam, should ___ on time, and the rules must ___ by all the students, who are new to this school.</w:t>
+        <w:t>3. To pass the difficult exam, which is coming next month, she stayed up late ___ her lessons every night, and it's necessary ___ hard every day if you want to succeed.</w:t>
       </w:r>
     </w:p>
     <w:p>
@@ -288,7 +560,7 @@
           <w:i w:val="0"/>
           <w:sz w:val="21"/>
         </w:rPr>
-        <w:t>A. be finished / be followed　B. finish / follow　C. finished / followed　D. be finished / follow</w:t>
+        <w:t>A. to review / to study　B. reviewing / studying　C. review / study　D. reviewed / studied</w:t>
       </w:r>
     </w:p>
     <w:p>
@@ -303,7 +575,7 @@
           <w:color w:val="C00000"/>
           <w:sz w:val="21"/>
         </w:rPr>
-        <w:t>答案：(1)A (2)A　解析：空1/空2：情态动词 + be + 过去分词 → be finished / be followed。</w:t>
+        <w:t>答案：(1)A (2)A　解析：空1：目的状语 → to review（不定式表目的）。空2：It's + adj + to do → to study。</w:t>
       </w:r>
     </w:p>
     <w:p>
@@ -317,7 +589,7 @@
           <w:i w:val="0"/>
           <w:sz w:val="22"/>
         </w:rPr>
-        <w:t>4. Many trees ___ since last year, and the environment, which was once badly polluted, has ___ greatly improved, so the air here is much fresher now.</w:t>
+        <w:t>4. Remember ___ the lights when you leave the classroom, and I remember ___ them off when I left yesterday, so I am sure the room is dark now.</w:t>
       </w:r>
     </w:p>
     <w:p>
@@ -332,7 +604,7 @@
           <w:i w:val="0"/>
           <w:sz w:val="21"/>
         </w:rPr>
-        <w:t>A. have planted / been　B. have been planted / been　C. planted / being　D. are planted / be</w:t>
+        <w:t>A. to turn / turning　B. turning / to turn　C. turn / turn　D. turned / turning</w:t>
       </w:r>
     </w:p>
     <w:p>
@@ -347,7 +619,7 @@
           <w:color w:val="C00000"/>
           <w:sz w:val="21"/>
         </w:rPr>
-        <w:t>答案：(1)B (2)B　解析：空1：since last year + 被动 → have been planted。空2：现在完成时 has been improved（被动）→ been。</w:t>
+        <w:t>答案：(1)A (2)A　解析：空1：remember to do 记得去做（未做）→ to turn。空2：remember doing 记得做过（已做）→ turning。</w:t>
       </w:r>
     </w:p>
     <w:p>
@@ -361,7 +633,7 @@
           <w:i w:val="0"/>
           <w:sz w:val="22"/>
         </w:rPr>
-        <w:t>5. The new stadium, which is being built now, ___ next year, and the old one, which was built in 1990, ___ down soon, because it is too old to be safe.</w:t>
+        <w:t>5. ___ English well, which takes years of practice, needs constant effort, and it's kind ___ the teacher to lend her own books to us.</w:t>
       </w:r>
     </w:p>
     <w:p>
@@ -376,7 +648,7 @@
           <w:i w:val="0"/>
           <w:sz w:val="21"/>
         </w:rPr>
-        <w:t>A. will be finished / will be pulled　B. will finish / will pull　C. finishes / pulls　D. is finishing / is pulling</w:t>
+        <w:t>A. Learning / of　B. To learn / for　C. Learn / to　D. Learned / with</w:t>
       </w:r>
     </w:p>
     <w:p>
@@ -391,7 +663,7 @@
           <w:color w:val="C00000"/>
           <w:sz w:val="21"/>
         </w:rPr>
-        <w:t>答案：(1)A (2)A　解析：空1/空2：将来时间 next year / soon + 被动 → will be finished / will be pulled。</w:t>
+        <w:t>答案：(1)A (2)A　解析：空1：动名词短语作主语 → Learning。空2：kind 表品质 → of。</w:t>
       </w:r>
     </w:p>
     <w:p>
@@ -405,7 +677,51 @@
           <w:i w:val="0"/>
           <w:sz w:val="22"/>
         </w:rPr>
-        <w:t>6. The house, which has been empty for years, needs ___, and the garden, which is full of wild weeds, needs ___ too, so the family decided to hire some workers.</w:t>
+        <w:t>6. The school rules must ___ by everyone, and the work should ___ before Friday, because the headmaster will check it personally next week.</w:t>
+      </w:r>
+    </w:p>
+    <w:p>
+      <w:pPr>
+        <w:spacing w:after="0"/>
+        <w:ind w:left="283"/>
+      </w:pPr>
+      <w:r>
+        <w:rPr>
+          <w:rFonts w:ascii="Times New Roman" w:hAnsi="Times New Roman" w:eastAsia="微软雅黑"/>
+          <w:b w:val="0"/>
+          <w:i w:val="0"/>
+          <w:sz w:val="21"/>
+        </w:rPr>
+        <w:t>A. be followed / be finished　B. follow / finish　C. be followed / finish　D. follow / be finished</w:t>
+      </w:r>
+    </w:p>
+    <w:p>
+      <w:pPr>
+        <w:spacing w:after="40"/>
+      </w:pPr>
+      <w:r>
+        <w:rPr>
+          <w:rFonts w:ascii="Times New Roman" w:hAnsi="Times New Roman" w:eastAsia="微软雅黑"/>
+          <w:b/>
+          <w:i w:val="0"/>
+          <w:color w:val="C00000"/>
+          <w:sz w:val="21"/>
+        </w:rPr>
+        <w:t>答案：(1)A (2)A　解析：空1/空2：情态动词 + be + 过去分词 → be followed / be finished。</w:t>
+      </w:r>
+    </w:p>
+    <w:p>
+      <w:pPr>
+        <w:spacing w:lineRule="auto" w:line="312"/>
+      </w:pPr>
+      <w:r>
+        <w:rPr>
+          <w:rFonts w:ascii="Times New Roman" w:hAnsi="Times New Roman" w:eastAsia="微软雅黑"/>
+          <w:b/>
+          <w:i w:val="0"/>
+          <w:sz w:val="22"/>
+        </w:rPr>
+        <w:t>7. The house, which has been empty for years, needs ___, and the garden, which is full of wild weeds, needs ___ too, so the family decided to hire some workers.</w:t>
       </w:r>
     </w:p>
     <w:p>
@@ -449,7 +765,7 @@
           <w:i w:val="0"/>
           <w:sz w:val="22"/>
         </w:rPr>
-        <w:t>7. The chair, which my grandfather bought forty years ago, ___ of wood, and the new table in the kitchen ___ by my father last month, who is good at making things.</w:t>
+        <w:t>8. This kind of book ___ well in the shop, because it ___ by many young readers, and it has been printed many times since it came out.</w:t>
       </w:r>
     </w:p>
     <w:p>
@@ -464,7 +780,7 @@
           <w:i w:val="0"/>
           <w:sz w:val="21"/>
         </w:rPr>
-        <w:t>A. is made / was made　B. was made / is made　C. made / made　D. is made / made</w:t>
+        <w:t>A. is sold / is read　B. sells / is read　C. is selling / is reading　D. sold / read</w:t>
       </w:r>
     </w:p>
     <w:p>
@@ -479,7 +795,7 @@
           <w:color w:val="C00000"/>
           <w:sz w:val="21"/>
         </w:rPr>
-        <w:t>答案：(1)A (2)A　解析：空1：客观事实 be made of → is made。空2：last month + 被动 → was made。</w:t>
+        <w:t>答案：(1)B (2)B　解析：空1：物作主语主动表被动 → sells well。空2：书被阅读 → is read（因果逻辑）。</w:t>
       </w:r>
     </w:p>
     <w:p>
@@ -493,7 +809,7 @@
           <w:i w:val="0"/>
           <w:sz w:val="22"/>
         </w:rPr>
-        <w:t>8. The song, which was written by a young singer, ___ by millions of people, and it ___ at the concert last night, which moved the audience deeply.</w:t>
+        <w:t>9. Teenagers ___ to choose their own clothes, but the school rules ___ strictly, which is required by the head teacher, so please follow them.</w:t>
       </w:r>
     </w:p>
     <w:p>
@@ -508,7 +824,7 @@
           <w:i w:val="0"/>
           <w:sz w:val="21"/>
         </w:rPr>
-        <w:t>A. is loved / was sung　B. loves / sang　C. is loving / is singing　D. loved / sung</w:t>
+        <w:t>A. should allow / should follow　B. should be allowed / should be followed　C. should be allow / should be follow　D. should allowed / should followed</w:t>
       </w:r>
     </w:p>
     <w:p>
@@ -523,7 +839,7 @@
           <w:color w:val="C00000"/>
           <w:sz w:val="21"/>
         </w:rPr>
-        <w:t>答案：(1)A (2)A　解析：空1：一般现在被动 is loved。空2：last night + 被动 was sung。</w:t>
+        <w:t>答案：(1)B (2)B　解析：空1：情态被动 should be allowed。空2：规则被遵守 → should be followed（转折对比）。</w:t>
       </w:r>
     </w:p>
     <w:p>
@@ -537,7 +853,7 @@
           <w:i w:val="0"/>
           <w:sz w:val="22"/>
         </w:rPr>
-        <w:t>9. The homework, which is due tomorrow morning, must ___ before dinner, and the mistakes can ___ after the teacher explains them in class, so don't worry too much.</w:t>
+        <w:t>10. He was made ___ for an hour because he was late, and the students were seen ___ in the hall after class, which surprised everyone.</w:t>
       </w:r>
     </w:p>
     <w:p>
@@ -552,7 +868,7 @@
           <w:i w:val="0"/>
           <w:sz w:val="21"/>
         </w:rPr>
-        <w:t>A. be finished / be corrected　B. finish / correct　C. finished / corrected　D. be finishing / correcting</w:t>
+        <w:t>A. wait / dance　B. to wait / to dance　C. waiting / dancing　D. waited / danced</w:t>
       </w:r>
     </w:p>
     <w:p>
@@ -567,51 +883,7 @@
           <w:color w:val="C00000"/>
           <w:sz w:val="21"/>
         </w:rPr>
-        <w:t>答案：(1)A (2)A　解析：空1/空2：情态动词 must/can + be + 过去分词 → be finished / be corrected。</w:t>
-      </w:r>
-    </w:p>
-    <w:p>
-      <w:pPr>
-        <w:spacing w:lineRule="auto" w:line="312"/>
-      </w:pPr>
-      <w:r>
-        <w:rPr>
-          <w:rFonts w:ascii="Times New Roman" w:hAnsi="Times New Roman" w:eastAsia="微软雅黑"/>
-          <w:b/>
-          <w:i w:val="0"/>
-          <w:sz w:val="22"/>
-        </w:rPr>
-        <w:t>10. The old temple, which stands on the top of the hill, ___ hundreds of years ago, and it ___ by the government now, so its beauty can be kept for the future.</w:t>
-      </w:r>
-    </w:p>
-    <w:p>
-      <w:pPr>
-        <w:spacing w:after="0"/>
-        <w:ind w:left="283"/>
-      </w:pPr>
-      <w:r>
-        <w:rPr>
-          <w:rFonts w:ascii="Times New Roman" w:hAnsi="Times New Roman" w:eastAsia="微软雅黑"/>
-          <w:b w:val="0"/>
-          <w:i w:val="0"/>
-          <w:sz w:val="21"/>
-        </w:rPr>
-        <w:t>A. was built / is being repaired　B. is built / was repaired　C. built / repairs　D. has built / is repairing</w:t>
-      </w:r>
-    </w:p>
-    <w:p>
-      <w:pPr>
-        <w:spacing w:after="40"/>
-      </w:pPr>
-      <w:r>
-        <w:rPr>
-          <w:rFonts w:ascii="Times New Roman" w:hAnsi="Times New Roman" w:eastAsia="微软雅黑"/>
-          <w:b/>
-          <w:i w:val="0"/>
-          <w:color w:val="C00000"/>
-          <w:sz w:val="21"/>
-        </w:rPr>
-        <w:t>答案：(1)A (2)A　解析：空1：hundreds of years ago + 被动 → was built。空2：now + 正在被修复 → is being repaired。</w:t>
+        <w:t>答案：(1)B (2)B　解析：空1/空2：make/see 变被动还原 to → to wait / to dance。</w:t>
       </w:r>
     </w:p>
     <w:p>
@@ -934,7 +1206,7 @@
           <w:i w:val="0"/>
           <w:sz w:val="22"/>
         </w:rPr>
-        <w:t>1. 许多国家都讲英语，这使它成为世界通用语言。</w:t>
+        <w:t>1. 他决定学一个新爱好，因为他想结交更多朋友。</w:t>
       </w:r>
     </w:p>
     <w:p>
@@ -946,7 +1218,7 @@
           <w:color w:val="C00000"/>
           <w:sz w:val="21"/>
         </w:rPr>
-        <w:t>参考译文：English is spoken in many countries, which makes it a world language.</w:t>
+        <w:t>参考译文：He decided to learn a new hobby, because he wanted to make more friends.</w:t>
       </w:r>
     </w:p>
     <w:p>
@@ -958,7 +1230,7 @@
           <w:color w:val="C00000"/>
           <w:sz w:val="20"/>
         </w:rPr>
-        <w:t>考点：一般现在被动 + which 定语从句。</w:t>
+        <w:t>考点：decide to do + because 原因。</w:t>
       </w:r>
     </w:p>
     <w:p>
@@ -972,7 +1244,7 @@
           <w:i w:val="0"/>
           <w:sz w:val="22"/>
         </w:rPr>
-        <w:t>2. 这座桥是2020年建造的，它是用钢铁建成的。</w:t>
+        <w:t>2. 悲伤的电影让我哭，尽管我总是努力控制情绪。</w:t>
       </w:r>
     </w:p>
     <w:p>
@@ -984,7 +1256,7 @@
           <w:color w:val="C00000"/>
           <w:sz w:val="21"/>
         </w:rPr>
-        <w:t>参考译文：The bridge was built in 2020, and it is made of steel.</w:t>
+        <w:t>参考译文：Sad movies make me cry, though I always try to control my feelings.</w:t>
       </w:r>
     </w:p>
     <w:p>
@@ -996,7 +1268,7 @@
           <w:color w:val="C00000"/>
           <w:sz w:val="20"/>
         </w:rPr>
-        <w:t>考点：一般过去被动 + be made of。</w:t>
+        <w:t>考点：make + 原形 + though 让步。</w:t>
       </w:r>
     </w:p>
     <w:p>
